--- a/Nombre del caso de uso espesificaciones.docx
+++ b/Nombre del caso de uso espesificaciones.docx
@@ -1,6 +1,6 @@
 
 <file path=word/document.xml><?xml version="1.0" encoding="utf-8"?>
-<w:document xmlns:wpc="http://schemas.microsoft.com/office/word/2010/wordprocessingCanvas" xmlns:cx="http://schemas.microsoft.com/office/drawing/2014/chartex" xmlns:cx1="http://schemas.microsoft.com/office/drawing/2015/9/8/chartex" xmlns:cx2="http://schemas.microsoft.com/office/drawing/2015/10/21/chartex" xmlns:cx3="http://schemas.microsoft.com/office/drawing/2016/5/9/chartex" xmlns:cx4="http://schemas.microsoft.com/office/drawing/2016/5/10/chartex" xmlns:cx5="http://schemas.microsoft.com/office/drawing/2016/5/11/chartex" xmlns:cx6="http://schemas.microsoft.com/office/drawing/2016/5/12/chartex" xmlns:cx7="http://schemas.microsoft.com/office/drawing/2016/5/13/chartex" xmlns:cx8="http://schemas.microsoft.com/office/drawing/2016/5/14/chartex" xmlns:mc="http://schemas.openxmlformats.org/markup-compatibility/2006" xmlns:aink="http://schemas.microsoft.com/office/drawing/2016/ink" xmlns:am3d="http://schemas.microsoft.com/office/drawing/2017/model3d" xmlns:o="urn:schemas-microsoft-com:office:office" xmlns:oel="http://schemas.microsoft.com/office/2019/extlst" xmlns:r="http://schemas.openxmlformats.org/officeDocument/2006/relationships" xmlns:m="http://schemas.openxmlformats.org/officeDocument/2006/math" xmlns:v="urn:schemas-microsoft-com:vml" xmlns:wp14="http://schemas.microsoft.com/office/word/2010/wordprocessingDrawing" xmlns:wp="http://schemas.openxmlformats.org/drawingml/2006/wordprocessingDrawing" xmlns:w10="urn:schemas-microsoft-com:office:word" xmlns:w="http://schemas.openxmlformats.org/wordprocessingml/2006/main" xmlns:w14="http://schemas.microsoft.com/office/word/2010/wordml" xmlns:w15="http://schemas.microsoft.com/office/word/2012/wordml" xmlns:w16cex="http://schemas.microsoft.com/office/word/2018/wordml/cex" xmlns:w16cid="http://schemas.microsoft.com/office/word/2016/wordml/cid" xmlns:w16="http://schemas.microsoft.com/office/word/2018/wordml" xmlns:w16sdtdh="http://schemas.microsoft.com/office/word/2020/wordml/sdtdatahash" xmlns:w16se="http://schemas.microsoft.com/office/word/2015/wordml/symex" xmlns:wpg="http://schemas.microsoft.com/office/word/2010/wordprocessingGroup" xmlns:wpi="http://schemas.microsoft.com/office/word/2010/wordprocessingInk" xmlns:wne="http://schemas.microsoft.com/office/word/2006/wordml" xmlns:wps="http://schemas.microsoft.com/office/word/2010/wordprocessingShape" mc:Ignorable="w14 w15 w16se w16cid w16 w16cex w16sdtdh wp14">
+<w:document xmlns:wpc="http://schemas.microsoft.com/office/word/2010/wordprocessingCanvas" xmlns:cx="http://schemas.microsoft.com/office/drawing/2014/chartex" xmlns:cx1="http://schemas.microsoft.com/office/drawing/2015/9/8/chartex" xmlns:cx2="http://schemas.microsoft.com/office/drawing/2015/10/21/chartex" xmlns:cx3="http://schemas.microsoft.com/office/drawing/2016/5/9/chartex" xmlns:cx4="http://schemas.microsoft.com/office/drawing/2016/5/10/chartex" xmlns:cx5="http://schemas.microsoft.com/office/drawing/2016/5/11/chartex" xmlns:cx6="http://schemas.microsoft.com/office/drawing/2016/5/12/chartex" xmlns:cx7="http://schemas.microsoft.com/office/drawing/2016/5/13/chartex" xmlns:cx8="http://schemas.microsoft.com/office/drawing/2016/5/14/chartex" xmlns:mc="http://schemas.openxmlformats.org/markup-compatibility/2006" xmlns:aink="http://schemas.microsoft.com/office/drawing/2016/ink" xmlns:am3d="http://schemas.microsoft.com/office/drawing/2017/model3d" xmlns:o="urn:schemas-microsoft-com:office:office" xmlns:r="http://schemas.openxmlformats.org/officeDocument/2006/relationships" xmlns:m="http://schemas.openxmlformats.org/officeDocument/2006/math" xmlns:v="urn:schemas-microsoft-com:vml" xmlns:wp14="http://schemas.microsoft.com/office/word/2010/wordprocessingDrawing" xmlns:wp="http://schemas.openxmlformats.org/drawingml/2006/wordprocessingDrawing" xmlns:w10="urn:schemas-microsoft-com:office:word" xmlns:w="http://schemas.openxmlformats.org/wordprocessingml/2006/main" xmlns:w14="http://schemas.microsoft.com/office/word/2010/wordml" xmlns:w15="http://schemas.microsoft.com/office/word/2012/wordml" xmlns:w16cex="http://schemas.microsoft.com/office/word/2018/wordml/cex" xmlns:w16cid="http://schemas.microsoft.com/office/word/2016/wordml/cid" xmlns:w16="http://schemas.microsoft.com/office/word/2018/wordml" xmlns:w16sdtdh="http://schemas.microsoft.com/office/word/2020/wordml/sdtdatahash" xmlns:w16se="http://schemas.microsoft.com/office/word/2015/wordml/symex" xmlns:wpg="http://schemas.microsoft.com/office/word/2010/wordprocessingGroup" xmlns:wpi="http://schemas.microsoft.com/office/word/2010/wordprocessingInk" xmlns:wne="http://schemas.microsoft.com/office/word/2006/wordml" xmlns:wps="http://schemas.microsoft.com/office/word/2010/wordprocessingShape" mc:Ignorable="w14 w15 w16se w16cid w16 w16cex w16sdtdh wp14">
   <w:body>
     <w:p>
       <w:pPr>
@@ -3581,615 +3581,6 @@
           <w14:ligatures w14:val="none"/>
         </w:rPr>
         <w:lastRenderedPageBreak/>
-        <w:t>Nombre del caso de uso: Pagar</w:t>
-      </w:r>
-    </w:p>
-    <w:p>
-      <w:pPr>
-        <w:pStyle w:val="whitespace-normal"/>
-        <w:rPr>
-          <w:rFonts w:ascii="Arial" w:hAnsi="Arial" w:cs="Arial"/>
-          <w:b/>
-          <w:bCs/>
-        </w:rPr>
-      </w:pPr>
-      <w:r>
-        <w:rPr>
-          <w:rFonts w:ascii="Arial" w:hAnsi="Arial" w:cs="Arial"/>
-          <w:b/>
-          <w:bCs/>
-        </w:rPr>
-        <w:t>Autor: [</w:t>
-      </w:r>
-      <w:r>
-        <w:rPr>
-          <w:rFonts w:ascii="Arial" w:hAnsi="Arial" w:cs="Arial"/>
-          <w:b/>
-          <w:bCs/>
-        </w:rPr>
-        <w:t>Emanuel Buritica Guababe</w:t>
-      </w:r>
-      <w:r>
-        <w:rPr>
-          <w:rFonts w:ascii="Arial" w:hAnsi="Arial" w:cs="Arial"/>
-          <w:b/>
-          <w:bCs/>
-        </w:rPr>
-        <w:t>]</w:t>
-      </w:r>
-    </w:p>
-    <w:p>
-      <w:pPr>
-        <w:pStyle w:val="whitespace-normal"/>
-        <w:rPr>
-          <w:rFonts w:ascii="Arial" w:hAnsi="Arial" w:cs="Arial"/>
-          <w:b/>
-          <w:bCs/>
-        </w:rPr>
-      </w:pPr>
-      <w:r>
-        <w:rPr>
-          <w:rFonts w:ascii="Arial" w:hAnsi="Arial" w:cs="Arial"/>
-          <w:b/>
-          <w:bCs/>
-        </w:rPr>
-        <w:t>Fecha: [</w:t>
-      </w:r>
-      <w:r>
-        <w:rPr>
-          <w:b/>
-          <w:bCs/>
-          <w:color w:val="000000"/>
-        </w:rPr>
-        <w:t>05/08/2024</w:t>
-      </w:r>
-      <w:r>
-        <w:rPr>
-          <w:rFonts w:ascii="Arial" w:hAnsi="Arial" w:cs="Arial"/>
-          <w:b/>
-          <w:bCs/>
-        </w:rPr>
-        <w:t>]</w:t>
-      </w:r>
-    </w:p>
-    <w:p>
-      <w:pPr>
-        <w:rPr>
-          <w:rFonts w:ascii="Arial" w:eastAsia="Times New Roman" w:hAnsi="Arial" w:cs="Arial"/>
-          <w:b/>
-          <w:bCs/>
-          <w:kern w:val="0"/>
-          <w:sz w:val="24"/>
-          <w:szCs w:val="24"/>
-          <w:lang w:eastAsia="es-CO"/>
-          <w14:ligatures w14:val="none"/>
-        </w:rPr>
-      </w:pPr>
-      <w:r>
-        <w:rPr>
-          <w:rFonts w:ascii="Arial" w:eastAsia="Times New Roman" w:hAnsi="Arial" w:cs="Arial"/>
-          <w:b/>
-          <w:bCs/>
-          <w:kern w:val="0"/>
-          <w:sz w:val="24"/>
-          <w:szCs w:val="24"/>
-          <w:lang w:eastAsia="es-CO"/>
-          <w14:ligatures w14:val="none"/>
-        </w:rPr>
-        <w:t>Descripción: Permite al usuario realizar el pago por la reserva o uso de un servicio en el sistema.</w:t>
-      </w:r>
-    </w:p>
-    <w:p>
-      <w:pPr>
-        <w:rPr>
-          <w:rFonts w:ascii="Arial" w:eastAsia="Times New Roman" w:hAnsi="Arial" w:cs="Arial"/>
-          <w:b/>
-          <w:bCs/>
-          <w:kern w:val="0"/>
-          <w:sz w:val="24"/>
-          <w:szCs w:val="24"/>
-          <w:lang w:eastAsia="es-CO"/>
-          <w14:ligatures w14:val="none"/>
-        </w:rPr>
-      </w:pPr>
-      <w:r>
-        <w:rPr>
-          <w:rFonts w:ascii="Arial" w:eastAsia="Times New Roman" w:hAnsi="Arial" w:cs="Arial"/>
-          <w:b/>
-          <w:bCs/>
-          <w:kern w:val="0"/>
-          <w:sz w:val="24"/>
-          <w:szCs w:val="24"/>
-          <w:lang w:eastAsia="es-CO"/>
-          <w14:ligatures w14:val="none"/>
-        </w:rPr>
-        <w:t>Actores: Usuario</w:t>
-      </w:r>
-    </w:p>
-    <w:p>
-      <w:pPr>
-        <w:rPr>
-          <w:rFonts w:ascii="Arial" w:eastAsia="Times New Roman" w:hAnsi="Arial" w:cs="Arial"/>
-          <w:b/>
-          <w:bCs/>
-          <w:kern w:val="0"/>
-          <w:sz w:val="24"/>
-          <w:szCs w:val="24"/>
-          <w:lang w:eastAsia="es-CO"/>
-          <w14:ligatures w14:val="none"/>
-        </w:rPr>
-      </w:pPr>
-      <w:r>
-        <w:rPr>
-          <w:rFonts w:ascii="Arial" w:eastAsia="Times New Roman" w:hAnsi="Arial" w:cs="Arial"/>
-          <w:b/>
-          <w:bCs/>
-          <w:kern w:val="0"/>
-          <w:sz w:val="24"/>
-          <w:szCs w:val="24"/>
-          <w:lang w:eastAsia="es-CO"/>
-          <w14:ligatures w14:val="none"/>
-        </w:rPr>
-        <w:t>Precondiciones: El usuario debe tener una reserva o uso de servicio pendiente de pago.</w:t>
-      </w:r>
-    </w:p>
-    <w:p>
-      <w:pPr>
-        <w:rPr>
-          <w:rFonts w:ascii="Arial" w:eastAsia="Times New Roman" w:hAnsi="Arial" w:cs="Arial"/>
-          <w:b/>
-          <w:bCs/>
-          <w:kern w:val="0"/>
-          <w:sz w:val="24"/>
-          <w:szCs w:val="24"/>
-          <w:lang w:eastAsia="es-CO"/>
-          <w14:ligatures w14:val="none"/>
-        </w:rPr>
-      </w:pPr>
-    </w:p>
-    <w:p>
-      <w:pPr>
-        <w:rPr>
-          <w:rFonts w:ascii="Arial" w:eastAsia="Times New Roman" w:hAnsi="Arial" w:cs="Arial"/>
-          <w:b/>
-          <w:bCs/>
-          <w:kern w:val="0"/>
-          <w:sz w:val="24"/>
-          <w:szCs w:val="24"/>
-          <w:lang w:eastAsia="es-CO"/>
-          <w14:ligatures w14:val="none"/>
-        </w:rPr>
-      </w:pPr>
-      <w:r>
-        <w:rPr>
-          <w:rFonts w:ascii="Arial" w:eastAsia="Times New Roman" w:hAnsi="Arial" w:cs="Arial"/>
-          <w:b/>
-          <w:bCs/>
-          <w:kern w:val="0"/>
-          <w:sz w:val="24"/>
-          <w:szCs w:val="24"/>
-          <w:lang w:eastAsia="es-CO"/>
-          <w14:ligatures w14:val="none"/>
-        </w:rPr>
-        <w:t>Flujo Normal:</w:t>
-      </w:r>
-    </w:p>
-    <w:p>
-      <w:pPr>
-        <w:pStyle w:val="Prrafodelista"/>
-        <w:numPr>
-          <w:ilvl w:val="0"/>
-          <w:numId w:val="43"/>
-        </w:numPr>
-        <w:rPr>
-          <w:rFonts w:ascii="Arial" w:eastAsia="Times New Roman" w:hAnsi="Arial" w:cs="Arial"/>
-          <w:b/>
-          <w:bCs/>
-          <w:kern w:val="0"/>
-          <w:sz w:val="24"/>
-          <w:szCs w:val="24"/>
-          <w:lang w:eastAsia="es-CO"/>
-          <w14:ligatures w14:val="none"/>
-        </w:rPr>
-      </w:pPr>
-      <w:r>
-        <w:rPr>
-          <w:rFonts w:ascii="Arial" w:eastAsia="Times New Roman" w:hAnsi="Arial" w:cs="Arial"/>
-          <w:b/>
-          <w:bCs/>
-          <w:kern w:val="0"/>
-          <w:sz w:val="24"/>
-          <w:szCs w:val="24"/>
-          <w:lang w:eastAsia="es-CO"/>
-          <w14:ligatures w14:val="none"/>
-        </w:rPr>
-        <w:t>El usuario selecciona la opción de pagar.</w:t>
-      </w:r>
-    </w:p>
-    <w:p>
-      <w:pPr>
-        <w:pStyle w:val="Prrafodelista"/>
-        <w:numPr>
-          <w:ilvl w:val="0"/>
-          <w:numId w:val="43"/>
-        </w:numPr>
-        <w:rPr>
-          <w:rFonts w:ascii="Arial" w:eastAsia="Times New Roman" w:hAnsi="Arial" w:cs="Arial"/>
-          <w:b/>
-          <w:bCs/>
-          <w:kern w:val="0"/>
-          <w:sz w:val="24"/>
-          <w:szCs w:val="24"/>
-          <w:lang w:eastAsia="es-CO"/>
-          <w14:ligatures w14:val="none"/>
-        </w:rPr>
-      </w:pPr>
-      <w:r>
-        <w:rPr>
-          <w:rFonts w:ascii="Arial" w:eastAsia="Times New Roman" w:hAnsi="Arial" w:cs="Arial"/>
-          <w:b/>
-          <w:bCs/>
-          <w:kern w:val="0"/>
-          <w:sz w:val="24"/>
-          <w:szCs w:val="24"/>
-          <w:lang w:eastAsia="es-CO"/>
-          <w14:ligatures w14:val="none"/>
-        </w:rPr>
-        <w:t>El sistema muestra el monto a pagar y las opciones de pago.</w:t>
-      </w:r>
-    </w:p>
-    <w:p>
-      <w:pPr>
-        <w:pStyle w:val="Prrafodelista"/>
-        <w:numPr>
-          <w:ilvl w:val="0"/>
-          <w:numId w:val="43"/>
-        </w:numPr>
-        <w:rPr>
-          <w:rFonts w:ascii="Arial" w:eastAsia="Times New Roman" w:hAnsi="Arial" w:cs="Arial"/>
-          <w:b/>
-          <w:bCs/>
-          <w:kern w:val="0"/>
-          <w:sz w:val="24"/>
-          <w:szCs w:val="24"/>
-          <w:lang w:eastAsia="es-CO"/>
-          <w14:ligatures w14:val="none"/>
-        </w:rPr>
-      </w:pPr>
-      <w:r>
-        <w:rPr>
-          <w:rFonts w:ascii="Arial" w:eastAsia="Times New Roman" w:hAnsi="Arial" w:cs="Arial"/>
-          <w:b/>
-          <w:bCs/>
-          <w:kern w:val="0"/>
-          <w:sz w:val="24"/>
-          <w:szCs w:val="24"/>
-          <w:lang w:eastAsia="es-CO"/>
-          <w14:ligatures w14:val="none"/>
-        </w:rPr>
-        <w:t>El usuario selecciona el método de pago y completa la transacción.</w:t>
-      </w:r>
-    </w:p>
-    <w:p>
-      <w:pPr>
-        <w:pStyle w:val="Prrafodelista"/>
-        <w:numPr>
-          <w:ilvl w:val="0"/>
-          <w:numId w:val="43"/>
-        </w:numPr>
-        <w:rPr>
-          <w:rFonts w:ascii="Arial" w:eastAsia="Times New Roman" w:hAnsi="Arial" w:cs="Arial"/>
-          <w:b/>
-          <w:bCs/>
-          <w:kern w:val="0"/>
-          <w:sz w:val="24"/>
-          <w:szCs w:val="24"/>
-          <w:lang w:eastAsia="es-CO"/>
-          <w14:ligatures w14:val="none"/>
-        </w:rPr>
-      </w:pPr>
-      <w:r>
-        <w:rPr>
-          <w:rFonts w:ascii="Arial" w:eastAsia="Times New Roman" w:hAnsi="Arial" w:cs="Arial"/>
-          <w:b/>
-          <w:bCs/>
-          <w:kern w:val="0"/>
-          <w:sz w:val="24"/>
-          <w:szCs w:val="24"/>
-          <w:lang w:eastAsia="es-CO"/>
-          <w14:ligatures w14:val="none"/>
-        </w:rPr>
-        <w:t>El sistema confirma el pago y genera un recibo.</w:t>
-      </w:r>
-    </w:p>
-    <w:p>
-      <w:pPr>
-        <w:rPr>
-          <w:rFonts w:ascii="Arial" w:eastAsia="Times New Roman" w:hAnsi="Arial" w:cs="Arial"/>
-          <w:b/>
-          <w:bCs/>
-          <w:kern w:val="0"/>
-          <w:sz w:val="24"/>
-          <w:szCs w:val="24"/>
-          <w:lang w:eastAsia="es-CO"/>
-          <w14:ligatures w14:val="none"/>
-        </w:rPr>
-      </w:pPr>
-      <w:r>
-        <w:rPr>
-          <w:rFonts w:ascii="Arial" w:eastAsia="Times New Roman" w:hAnsi="Arial" w:cs="Arial"/>
-          <w:b/>
-          <w:bCs/>
-          <w:kern w:val="0"/>
-          <w:sz w:val="24"/>
-          <w:szCs w:val="24"/>
-          <w:lang w:eastAsia="es-CO"/>
-          <w14:ligatures w14:val="none"/>
-        </w:rPr>
-        <w:t>Flujo Alternativo:</w:t>
-      </w:r>
-    </w:p>
-    <w:p>
-      <w:pPr>
-        <w:rPr>
-          <w:rFonts w:ascii="Arial" w:eastAsia="Times New Roman" w:hAnsi="Arial" w:cs="Arial"/>
-          <w:b/>
-          <w:bCs/>
-          <w:kern w:val="0"/>
-          <w:sz w:val="24"/>
-          <w:szCs w:val="24"/>
-          <w:lang w:eastAsia="es-CO"/>
-          <w14:ligatures w14:val="none"/>
-        </w:rPr>
-      </w:pPr>
-      <w:r>
-        <w:rPr>
-          <w:rFonts w:ascii="Arial" w:eastAsia="Times New Roman" w:hAnsi="Arial" w:cs="Arial"/>
-          <w:b/>
-          <w:bCs/>
-          <w:kern w:val="0"/>
-          <w:sz w:val="24"/>
-          <w:szCs w:val="24"/>
-          <w:lang w:eastAsia="es-CO"/>
-          <w14:ligatures w14:val="none"/>
-        </w:rPr>
-        <w:t>3a. Si el pago falla, el sistema notifica al usuario y ofrece opciones alternativas.</w:t>
-      </w:r>
-    </w:p>
-    <w:p>
-      <w:pPr>
-        <w:rPr>
-          <w:rFonts w:ascii="Arial" w:eastAsia="Times New Roman" w:hAnsi="Arial" w:cs="Arial"/>
-          <w:b/>
-          <w:bCs/>
-          <w:kern w:val="0"/>
-          <w:sz w:val="24"/>
-          <w:szCs w:val="24"/>
-          <w:lang w:eastAsia="es-CO"/>
-          <w14:ligatures w14:val="none"/>
-        </w:rPr>
-      </w:pPr>
-      <w:proofErr w:type="spellStart"/>
-      <w:r>
-        <w:rPr>
-          <w:rFonts w:ascii="Arial" w:eastAsia="Times New Roman" w:hAnsi="Arial" w:cs="Arial"/>
-          <w:b/>
-          <w:bCs/>
-          <w:kern w:val="0"/>
-          <w:sz w:val="24"/>
-          <w:szCs w:val="24"/>
-          <w:lang w:eastAsia="es-CO"/>
-          <w14:ligatures w14:val="none"/>
-        </w:rPr>
-        <w:t>PosCondiciones</w:t>
-      </w:r>
-      <w:proofErr w:type="spellEnd"/>
-      <w:r>
-        <w:rPr>
-          <w:rFonts w:ascii="Arial" w:eastAsia="Times New Roman" w:hAnsi="Arial" w:cs="Arial"/>
-          <w:b/>
-          <w:bCs/>
-          <w:kern w:val="0"/>
-          <w:sz w:val="24"/>
-          <w:szCs w:val="24"/>
-          <w:lang w:eastAsia="es-CO"/>
-          <w14:ligatures w14:val="none"/>
-        </w:rPr>
-        <w:t>: El pago se completa y se actualiza el estado de la reserva o servicio.</w:t>
-      </w:r>
-    </w:p>
-    <w:p>
-      <w:pPr>
-        <w:rPr>
-          <w:rFonts w:ascii="Arial" w:eastAsia="Times New Roman" w:hAnsi="Arial" w:cs="Arial"/>
-          <w:b/>
-          <w:bCs/>
-          <w:kern w:val="0"/>
-          <w:sz w:val="24"/>
-          <w:szCs w:val="24"/>
-          <w:lang w:eastAsia="es-CO"/>
-          <w14:ligatures w14:val="none"/>
-        </w:rPr>
-      </w:pPr>
-    </w:p>
-    <w:p>
-      <w:pPr>
-        <w:rPr>
-          <w:rFonts w:ascii="Arial" w:eastAsia="Times New Roman" w:hAnsi="Arial" w:cs="Arial"/>
-          <w:b/>
-          <w:bCs/>
-          <w:kern w:val="0"/>
-          <w:sz w:val="24"/>
-          <w:szCs w:val="24"/>
-          <w:lang w:eastAsia="es-CO"/>
-          <w14:ligatures w14:val="none"/>
-        </w:rPr>
-      </w:pPr>
-    </w:p>
-    <w:p>
-      <w:pPr>
-        <w:rPr>
-          <w:rFonts w:ascii="Arial" w:eastAsia="Times New Roman" w:hAnsi="Arial" w:cs="Arial"/>
-          <w:b/>
-          <w:bCs/>
-          <w:kern w:val="0"/>
-          <w:sz w:val="24"/>
-          <w:szCs w:val="24"/>
-          <w:lang w:eastAsia="es-CO"/>
-          <w14:ligatures w14:val="none"/>
-        </w:rPr>
-      </w:pPr>
-    </w:p>
-    <w:p>
-      <w:pPr>
-        <w:rPr>
-          <w:rFonts w:ascii="Arial" w:eastAsia="Times New Roman" w:hAnsi="Arial" w:cs="Arial"/>
-          <w:b/>
-          <w:bCs/>
-          <w:kern w:val="0"/>
-          <w:sz w:val="24"/>
-          <w:szCs w:val="24"/>
-          <w:lang w:eastAsia="es-CO"/>
-          <w14:ligatures w14:val="none"/>
-        </w:rPr>
-      </w:pPr>
-    </w:p>
-    <w:p>
-      <w:pPr>
-        <w:rPr>
-          <w:rFonts w:ascii="Arial" w:eastAsia="Times New Roman" w:hAnsi="Arial" w:cs="Arial"/>
-          <w:b/>
-          <w:bCs/>
-          <w:kern w:val="0"/>
-          <w:sz w:val="24"/>
-          <w:szCs w:val="24"/>
-          <w:lang w:eastAsia="es-CO"/>
-          <w14:ligatures w14:val="none"/>
-        </w:rPr>
-      </w:pPr>
-    </w:p>
-    <w:p>
-      <w:pPr>
-        <w:rPr>
-          <w:rFonts w:ascii="Arial" w:eastAsia="Times New Roman" w:hAnsi="Arial" w:cs="Arial"/>
-          <w:b/>
-          <w:bCs/>
-          <w:kern w:val="0"/>
-          <w:sz w:val="24"/>
-          <w:szCs w:val="24"/>
-          <w:lang w:eastAsia="es-CO"/>
-          <w14:ligatures w14:val="none"/>
-        </w:rPr>
-      </w:pPr>
-    </w:p>
-    <w:p>
-      <w:pPr>
-        <w:rPr>
-          <w:rFonts w:ascii="Arial" w:eastAsia="Times New Roman" w:hAnsi="Arial" w:cs="Arial"/>
-          <w:b/>
-          <w:bCs/>
-          <w:kern w:val="0"/>
-          <w:sz w:val="24"/>
-          <w:szCs w:val="24"/>
-          <w:lang w:eastAsia="es-CO"/>
-          <w14:ligatures w14:val="none"/>
-        </w:rPr>
-      </w:pPr>
-    </w:p>
-    <w:p>
-      <w:pPr>
-        <w:rPr>
-          <w:rFonts w:ascii="Arial" w:eastAsia="Times New Roman" w:hAnsi="Arial" w:cs="Arial"/>
-          <w:b/>
-          <w:bCs/>
-          <w:kern w:val="0"/>
-          <w:sz w:val="24"/>
-          <w:szCs w:val="24"/>
-          <w:lang w:eastAsia="es-CO"/>
-          <w14:ligatures w14:val="none"/>
-        </w:rPr>
-      </w:pPr>
-    </w:p>
-    <w:p>
-      <w:pPr>
-        <w:rPr>
-          <w:rFonts w:ascii="Arial" w:eastAsia="Times New Roman" w:hAnsi="Arial" w:cs="Arial"/>
-          <w:b/>
-          <w:bCs/>
-          <w:kern w:val="0"/>
-          <w:sz w:val="24"/>
-          <w:szCs w:val="24"/>
-          <w:lang w:eastAsia="es-CO"/>
-          <w14:ligatures w14:val="none"/>
-        </w:rPr>
-      </w:pPr>
-    </w:p>
-    <w:p>
-      <w:pPr>
-        <w:rPr>
-          <w:rFonts w:ascii="Arial" w:eastAsia="Times New Roman" w:hAnsi="Arial" w:cs="Arial"/>
-          <w:b/>
-          <w:bCs/>
-          <w:kern w:val="0"/>
-          <w:sz w:val="24"/>
-          <w:szCs w:val="24"/>
-          <w:lang w:eastAsia="es-CO"/>
-          <w14:ligatures w14:val="none"/>
-        </w:rPr>
-      </w:pPr>
-    </w:p>
-    <w:p>
-      <w:pPr>
-        <w:rPr>
-          <w:rFonts w:ascii="Arial" w:eastAsia="Times New Roman" w:hAnsi="Arial" w:cs="Arial"/>
-          <w:b/>
-          <w:bCs/>
-          <w:kern w:val="0"/>
-          <w:sz w:val="24"/>
-          <w:szCs w:val="24"/>
-          <w:lang w:eastAsia="es-CO"/>
-          <w14:ligatures w14:val="none"/>
-        </w:rPr>
-      </w:pPr>
-    </w:p>
-    <w:p>
-      <w:pPr>
-        <w:rPr>
-          <w:rFonts w:ascii="Arial" w:eastAsia="Times New Roman" w:hAnsi="Arial" w:cs="Arial"/>
-          <w:b/>
-          <w:bCs/>
-          <w:kern w:val="0"/>
-          <w:sz w:val="24"/>
-          <w:szCs w:val="24"/>
-          <w:lang w:eastAsia="es-CO"/>
-          <w14:ligatures w14:val="none"/>
-        </w:rPr>
-      </w:pPr>
-    </w:p>
-    <w:p>
-      <w:pPr>
-        <w:rPr>
-          <w:rFonts w:ascii="Arial" w:eastAsia="Times New Roman" w:hAnsi="Arial" w:cs="Arial"/>
-          <w:b/>
-          <w:bCs/>
-          <w:kern w:val="0"/>
-          <w:sz w:val="24"/>
-          <w:szCs w:val="24"/>
-          <w:lang w:eastAsia="es-CO"/>
-          <w14:ligatures w14:val="none"/>
-        </w:rPr>
-      </w:pPr>
-      <w:r>
-        <w:rPr>
-          <w:rFonts w:ascii="Arial" w:eastAsia="Times New Roman" w:hAnsi="Arial" w:cs="Arial"/>
-          <w:b/>
-          <w:bCs/>
-          <w:kern w:val="0"/>
-          <w:sz w:val="24"/>
-          <w:szCs w:val="24"/>
-          <w:lang w:eastAsia="es-CO"/>
-          <w14:ligatures w14:val="none"/>
-        </w:rPr>
         <w:t>Nombre del caso de uso: Agregar</w:t>
       </w:r>
     </w:p>
@@ -4638,6 +4029,20 @@
         </w:rPr>
         <w:t>: El nuevo espacio o servicio queda disponible en el sistema.</w:t>
       </w:r>
+    </w:p>
+    <w:p>
+      <w:pPr>
+        <w:rPr>
+          <w:rFonts w:ascii="Arial" w:eastAsia="Times New Roman" w:hAnsi="Arial" w:cs="Arial"/>
+          <w:b/>
+          <w:bCs/>
+          <w:kern w:val="0"/>
+          <w:sz w:val="24"/>
+          <w:szCs w:val="24"/>
+          <w:lang w:eastAsia="es-CO"/>
+          <w14:ligatures w14:val="none"/>
+        </w:rPr>
+      </w:pPr>
     </w:p>
     <w:p>
       <w:pPr>
@@ -7248,7 +6653,7 @@
 </file>
 
 <file path=word/numbering.xml><?xml version="1.0" encoding="utf-8"?>
-<w:numbering xmlns:wpc="http://schemas.microsoft.com/office/word/2010/wordprocessingCanvas" xmlns:cx="http://schemas.microsoft.com/office/drawing/2014/chartex" xmlns:cx1="http://schemas.microsoft.com/office/drawing/2015/9/8/chartex" xmlns:cx2="http://schemas.microsoft.com/office/drawing/2015/10/21/chartex" xmlns:cx3="http://schemas.microsoft.com/office/drawing/2016/5/9/chartex" xmlns:cx4="http://schemas.microsoft.com/office/drawing/2016/5/10/chartex" xmlns:cx5="http://schemas.microsoft.com/office/drawing/2016/5/11/chartex" xmlns:cx6="http://schemas.microsoft.com/office/drawing/2016/5/12/chartex" xmlns:cx7="http://schemas.microsoft.com/office/drawing/2016/5/13/chartex" xmlns:cx8="http://schemas.microsoft.com/office/drawing/2016/5/14/chartex" xmlns:mc="http://schemas.openxmlformats.org/markup-compatibility/2006" xmlns:aink="http://schemas.microsoft.com/office/drawing/2016/ink" xmlns:am3d="http://schemas.microsoft.com/office/drawing/2017/model3d" xmlns:o="urn:schemas-microsoft-com:office:office" xmlns:oel="http://schemas.microsoft.com/office/2019/extlst" xmlns:r="http://schemas.openxmlformats.org/officeDocument/2006/relationships" xmlns:m="http://schemas.openxmlformats.org/officeDocument/2006/math" xmlns:v="urn:schemas-microsoft-com:vml" xmlns:wp14="http://schemas.microsoft.com/office/word/2010/wordprocessingDrawing" xmlns:wp="http://schemas.openxmlformats.org/drawingml/2006/wordprocessingDrawing" xmlns:w10="urn:schemas-microsoft-com:office:word" xmlns:w="http://schemas.openxmlformats.org/wordprocessingml/2006/main" xmlns:w14="http://schemas.microsoft.com/office/word/2010/wordml" xmlns:w15="http://schemas.microsoft.com/office/word/2012/wordml" xmlns:w16cex="http://schemas.microsoft.com/office/word/2018/wordml/cex" xmlns:w16cid="http://schemas.microsoft.com/office/word/2016/wordml/cid" xmlns:w16="http://schemas.microsoft.com/office/word/2018/wordml" xmlns:w16sdtdh="http://schemas.microsoft.com/office/word/2020/wordml/sdtdatahash" xmlns:w16se="http://schemas.microsoft.com/office/word/2015/wordml/symex" xmlns:wpg="http://schemas.microsoft.com/office/word/2010/wordprocessingGroup" xmlns:wpi="http://schemas.microsoft.com/office/word/2010/wordprocessingInk" xmlns:wne="http://schemas.microsoft.com/office/word/2006/wordml" xmlns:wps="http://schemas.microsoft.com/office/word/2010/wordprocessingShape" mc:Ignorable="w14 w15 w16se w16cid w16 w16cex w16sdtdh wp14">
+<w:numbering xmlns:wpc="http://schemas.microsoft.com/office/word/2010/wordprocessingCanvas" xmlns:cx="http://schemas.microsoft.com/office/drawing/2014/chartex" xmlns:cx1="http://schemas.microsoft.com/office/drawing/2015/9/8/chartex" xmlns:cx2="http://schemas.microsoft.com/office/drawing/2015/10/21/chartex" xmlns:cx3="http://schemas.microsoft.com/office/drawing/2016/5/9/chartex" xmlns:cx4="http://schemas.microsoft.com/office/drawing/2016/5/10/chartex" xmlns:cx5="http://schemas.microsoft.com/office/drawing/2016/5/11/chartex" xmlns:cx6="http://schemas.microsoft.com/office/drawing/2016/5/12/chartex" xmlns:cx7="http://schemas.microsoft.com/office/drawing/2016/5/13/chartex" xmlns:cx8="http://schemas.microsoft.com/office/drawing/2016/5/14/chartex" xmlns:mc="http://schemas.openxmlformats.org/markup-compatibility/2006" xmlns:aink="http://schemas.microsoft.com/office/drawing/2016/ink" xmlns:am3d="http://schemas.microsoft.com/office/drawing/2017/model3d" xmlns:o="urn:schemas-microsoft-com:office:office" xmlns:r="http://schemas.openxmlformats.org/officeDocument/2006/relationships" xmlns:m="http://schemas.openxmlformats.org/officeDocument/2006/math" xmlns:v="urn:schemas-microsoft-com:vml" xmlns:wp14="http://schemas.microsoft.com/office/word/2010/wordprocessingDrawing" xmlns:wp="http://schemas.openxmlformats.org/drawingml/2006/wordprocessingDrawing" xmlns:w10="urn:schemas-microsoft-com:office:word" xmlns:w="http://schemas.openxmlformats.org/wordprocessingml/2006/main" xmlns:w14="http://schemas.microsoft.com/office/word/2010/wordml" xmlns:w15="http://schemas.microsoft.com/office/word/2012/wordml" xmlns:w16cex="http://schemas.microsoft.com/office/word/2018/wordml/cex" xmlns:w16cid="http://schemas.microsoft.com/office/word/2016/wordml/cid" xmlns:w16="http://schemas.microsoft.com/office/word/2018/wordml" xmlns:w16sdtdh="http://schemas.microsoft.com/office/word/2020/wordml/sdtdatahash" xmlns:w16se="http://schemas.microsoft.com/office/word/2015/wordml/symex" xmlns:wpg="http://schemas.microsoft.com/office/word/2010/wordprocessingGroup" xmlns:wpi="http://schemas.microsoft.com/office/word/2010/wordprocessingInk" xmlns:wne="http://schemas.microsoft.com/office/word/2006/wordml" xmlns:wps="http://schemas.microsoft.com/office/word/2010/wordprocessingShape" mc:Ignorable="w14 w15 w16se w16cid w16 w16cex w16sdtdh wp14">
   <w:abstractNum w:abstractNumId="0" w15:restartNumberingAfterBreak="0">
     <w:nsid w:val="000D2781"/>
     <w:multiLevelType w:val="multilevel"/>
@@ -12940,151 +12345,151 @@
       </w:pPr>
     </w:lvl>
   </w:abstractNum>
-  <w:num w:numId="1" w16cid:durableId="2023125470">
+  <w:num w:numId="1">
     <w:abstractNumId w:val="24"/>
   </w:num>
-  <w:num w:numId="2" w16cid:durableId="1998880065">
+  <w:num w:numId="2">
     <w:abstractNumId w:val="12"/>
   </w:num>
-  <w:num w:numId="3" w16cid:durableId="76292721">
+  <w:num w:numId="3">
     <w:abstractNumId w:val="7"/>
   </w:num>
-  <w:num w:numId="4" w16cid:durableId="1980570427">
+  <w:num w:numId="4">
     <w:abstractNumId w:val="48"/>
   </w:num>
-  <w:num w:numId="5" w16cid:durableId="1959069775">
+  <w:num w:numId="5">
     <w:abstractNumId w:val="37"/>
   </w:num>
-  <w:num w:numId="6" w16cid:durableId="1980498541">
+  <w:num w:numId="6">
     <w:abstractNumId w:val="18"/>
   </w:num>
-  <w:num w:numId="7" w16cid:durableId="639579509">
+  <w:num w:numId="7">
     <w:abstractNumId w:val="27"/>
   </w:num>
-  <w:num w:numId="8" w16cid:durableId="1152867426">
+  <w:num w:numId="8">
     <w:abstractNumId w:val="14"/>
   </w:num>
-  <w:num w:numId="9" w16cid:durableId="1298148785">
+  <w:num w:numId="9">
     <w:abstractNumId w:val="34"/>
   </w:num>
-  <w:num w:numId="10" w16cid:durableId="1331371274">
+  <w:num w:numId="10">
     <w:abstractNumId w:val="19"/>
   </w:num>
-  <w:num w:numId="11" w16cid:durableId="7293888">
+  <w:num w:numId="11">
     <w:abstractNumId w:val="3"/>
   </w:num>
-  <w:num w:numId="12" w16cid:durableId="261106195">
+  <w:num w:numId="12">
     <w:abstractNumId w:val="36"/>
   </w:num>
-  <w:num w:numId="13" w16cid:durableId="1275559180">
+  <w:num w:numId="13">
     <w:abstractNumId w:val="33"/>
   </w:num>
-  <w:num w:numId="14" w16cid:durableId="1022701887">
+  <w:num w:numId="14">
     <w:abstractNumId w:val="8"/>
   </w:num>
-  <w:num w:numId="15" w16cid:durableId="1975716334">
+  <w:num w:numId="15">
     <w:abstractNumId w:val="5"/>
   </w:num>
-  <w:num w:numId="16" w16cid:durableId="86198523">
+  <w:num w:numId="16">
     <w:abstractNumId w:val="16"/>
   </w:num>
-  <w:num w:numId="17" w16cid:durableId="1873810613">
+  <w:num w:numId="17">
     <w:abstractNumId w:val="10"/>
   </w:num>
-  <w:num w:numId="18" w16cid:durableId="367342954">
+  <w:num w:numId="18">
     <w:abstractNumId w:val="13"/>
   </w:num>
-  <w:num w:numId="19" w16cid:durableId="1025642166">
+  <w:num w:numId="19">
     <w:abstractNumId w:val="35"/>
   </w:num>
-  <w:num w:numId="20" w16cid:durableId="1814711945">
+  <w:num w:numId="20">
     <w:abstractNumId w:val="15"/>
   </w:num>
-  <w:num w:numId="21" w16cid:durableId="1418093284">
+  <w:num w:numId="21">
     <w:abstractNumId w:val="46"/>
   </w:num>
-  <w:num w:numId="22" w16cid:durableId="1787890157">
+  <w:num w:numId="22">
     <w:abstractNumId w:val="9"/>
   </w:num>
-  <w:num w:numId="23" w16cid:durableId="950235865">
+  <w:num w:numId="23">
     <w:abstractNumId w:val="1"/>
   </w:num>
-  <w:num w:numId="24" w16cid:durableId="1767966265">
+  <w:num w:numId="24">
     <w:abstractNumId w:val="22"/>
   </w:num>
-  <w:num w:numId="25" w16cid:durableId="402340059">
+  <w:num w:numId="25">
     <w:abstractNumId w:val="38"/>
   </w:num>
-  <w:num w:numId="26" w16cid:durableId="175579918">
+  <w:num w:numId="26">
     <w:abstractNumId w:val="42"/>
   </w:num>
-  <w:num w:numId="27" w16cid:durableId="1775704614">
+  <w:num w:numId="27">
     <w:abstractNumId w:val="4"/>
   </w:num>
-  <w:num w:numId="28" w16cid:durableId="78406411">
+  <w:num w:numId="28">
     <w:abstractNumId w:val="32"/>
   </w:num>
-  <w:num w:numId="29" w16cid:durableId="56435645">
+  <w:num w:numId="29">
     <w:abstractNumId w:val="41"/>
   </w:num>
-  <w:num w:numId="30" w16cid:durableId="2022513535">
+  <w:num w:numId="30">
     <w:abstractNumId w:val="31"/>
   </w:num>
-  <w:num w:numId="31" w16cid:durableId="488718288">
+  <w:num w:numId="31">
     <w:abstractNumId w:val="47"/>
   </w:num>
-  <w:num w:numId="32" w16cid:durableId="1909873773">
+  <w:num w:numId="32">
     <w:abstractNumId w:val="25"/>
   </w:num>
-  <w:num w:numId="33" w16cid:durableId="1521316841">
+  <w:num w:numId="33">
     <w:abstractNumId w:val="2"/>
   </w:num>
-  <w:num w:numId="34" w16cid:durableId="581715860">
+  <w:num w:numId="34">
     <w:abstractNumId w:val="0"/>
   </w:num>
-  <w:num w:numId="35" w16cid:durableId="1692103200">
+  <w:num w:numId="35">
     <w:abstractNumId w:val="28"/>
   </w:num>
-  <w:num w:numId="36" w16cid:durableId="1396495">
+  <w:num w:numId="36">
     <w:abstractNumId w:val="21"/>
   </w:num>
-  <w:num w:numId="37" w16cid:durableId="1949923825">
+  <w:num w:numId="37">
     <w:abstractNumId w:val="26"/>
   </w:num>
-  <w:num w:numId="38" w16cid:durableId="370692740">
+  <w:num w:numId="38">
     <w:abstractNumId w:val="29"/>
   </w:num>
-  <w:num w:numId="39" w16cid:durableId="5059266">
+  <w:num w:numId="39">
     <w:abstractNumId w:val="45"/>
   </w:num>
-  <w:num w:numId="40" w16cid:durableId="1438939637">
+  <w:num w:numId="40">
     <w:abstractNumId w:val="6"/>
   </w:num>
-  <w:num w:numId="41" w16cid:durableId="1555197588">
+  <w:num w:numId="41">
     <w:abstractNumId w:val="39"/>
   </w:num>
-  <w:num w:numId="42" w16cid:durableId="1766270468">
+  <w:num w:numId="42">
     <w:abstractNumId w:val="17"/>
   </w:num>
-  <w:num w:numId="43" w16cid:durableId="1345859321">
+  <w:num w:numId="43">
     <w:abstractNumId w:val="20"/>
   </w:num>
-  <w:num w:numId="44" w16cid:durableId="621424005">
+  <w:num w:numId="44">
     <w:abstractNumId w:val="43"/>
   </w:num>
-  <w:num w:numId="45" w16cid:durableId="1424960709">
+  <w:num w:numId="45">
     <w:abstractNumId w:val="30"/>
   </w:num>
-  <w:num w:numId="46" w16cid:durableId="1690108403">
+  <w:num w:numId="46">
     <w:abstractNumId w:val="44"/>
   </w:num>
-  <w:num w:numId="47" w16cid:durableId="1093748022">
+  <w:num w:numId="47">
     <w:abstractNumId w:val="40"/>
   </w:num>
-  <w:num w:numId="48" w16cid:durableId="1946376998">
+  <w:num w:numId="48">
     <w:abstractNumId w:val="11"/>
   </w:num>
-  <w:num w:numId="49" w16cid:durableId="767165137">
+  <w:num w:numId="49">
     <w:abstractNumId w:val="23"/>
   </w:num>
 </w:numbering>
